--- a/docs/포트폴리오/RCAfixed_8.docx
+++ b/docs/포트폴리오/RCAfixed_8.docx
@@ -1646,7 +1646,7 @@
         <w:rPr>
           <w:rFonts w:eastAsia="Pretendard"/>
         </w:rPr>
-        <w:t xml:space="preserve">즉, 장애는 초기 분석 범위 안에 있었지만 탐색 단계에서 장애를 가리킬 만한 Signal을 충분히 만들지 못하고 있었습니다. 여기에 기존 구조가 탐색 결과에서 하나의 Window와 하나의 traceId만 선택하도록 되어 있어, 처음 선택한 후보가 틀리면 다른 가능성을 다시 확인하기도 어려웠습니다. 분석 창 역시 LLM이 탐색 결과를 보고 임의로 추정한 값이어서, 창이 장애 1초 전에 닫혀도 이를 실측 값으로 보정할 장치가 없었습니다.</w:t>
+        <w:t>즉, 장애는 초기 분석 범위 안에 있었지만 탐색 단계에서 장애를 가리킬 만한 Signal을 충분히 만들지 못하고 있었습니다. 여기에 기존 구조가 탐색 결과에서 하나의 Window와 하나의 traceId만 선택하도록 되어 있어, 처음 선택한 후보가 틀리면 다른 가능성을 다시 확인하기도 어려웠습니다. 분석 창 역시 LLM이 탐색 결과를 보고 임의로 추정한 값이어서, 창이 장애 1초 전에 닫혀도 이를 실측 값으로 보정할 장치가 없었습니다.</w:t>
       </w:r>
     </w:p>
     <w:p>
@@ -1674,7 +1674,7 @@
         <w:rPr>
           <w:rFonts w:eastAsia="Pretendard"/>
         </w:rPr>
-        <w:t xml:space="preserve">문제를 확인한 뒤 조사 범위를 단순히 넓히는 대신, 장애를 먼저 찾고 그 결과를 분석하는 방식으로 탐색 구조를 변경했습니다. 먼저 신호가 들어오지 않던 채널을 열었습니다.</w:t>
+        <w:t>문제를 확인한 뒤 조사 범위를 단순히 넓히는 대신, 장애를 먼저 찾고 그 결과를 분석하는 방식으로 탐색 구조를 변경했습니다. 먼저 신호가 들어오지 않던 채널을 열었습니다.</w:t>
       </w:r>
     </w:p>
     <w:p>
@@ -1693,7 +1693,7 @@
           <w:b/>
           <w:bCs/>
         </w:rPr>
-        <w:t xml:space="preserve">Trace</w:t>
+        <w:t>Trace</w:t>
       </w:r>
       <w:r>
         <w:rPr>
@@ -1718,7 +1718,7 @@
           <w:b/>
           <w:bCs/>
         </w:rPr>
-        <w:t xml:space="preserve">Metric</w:t>
+        <w:t>Metric</w:t>
       </w:r>
       <w:r>
         <w:rPr>
@@ -1737,14 +1737,21 @@
         <w:rPr>
           <w:rFonts w:eastAsia="Pretendard"/>
         </w:rPr>
-        <w:t xml:space="preserve">가장 큰 변경은 탐색 구조 자체였습니다. 기존에는 탐색 결과를 통째로 LLM에 넘기고, LLM이 그것을 보고 분석 시간 범위를 임의로 추정했습니다. 이를 </w:t>
-      </w:r>
-      <w:r>
-        <w:rPr>
-          <w:b/>
-          <w:rFonts w:eastAsia="Pretendard"/>
-        </w:rPr>
-        <w:t xml:space="preserve">Signal → Incident → 분석 창</w:t>
+        <w:t>가장 큰 변경은 탐색 구조 자체였습니다. 기존에는 탐색 결과를 통째로 LLM에 넘기고, LLM이 그것을 보고 분</w:t>
+      </w:r>
+      <w:r>
+        <w:rPr>
+          <w:rFonts w:eastAsia="Pretendard"/>
+        </w:rPr>
+        <w:lastRenderedPageBreak/>
+        <w:t xml:space="preserve">석 시간 범위를 임의로 추정했습니다. 이를 </w:t>
+      </w:r>
+      <w:r>
+        <w:rPr>
+          <w:rFonts w:eastAsia="Pretendard"/>
+          <w:b/>
+        </w:rPr>
+        <w:t>Signal → Incident → 분석 창</w:t>
       </w:r>
       <w:r>
         <w:rPr>
@@ -1765,7 +1772,6 @@
           <w:sz w:val="19"/>
           <w:szCs w:val="19"/>
         </w:rPr>
-        <w:lastRenderedPageBreak/>
         <w:t>결과</w:t>
       </w:r>
     </w:p>
@@ -1799,7 +1805,7 @@
           <w:sz w:val="29"/>
           <w:szCs w:val="29"/>
         </w:rPr>
-        <w:t xml:space="preserve">3)  관측 데이터를 원인 분석에 맞게 재구성하다</w:t>
+        <w:t>3)  관측 데이터를 원인 분석에 맞게 재구성하다</w:t>
       </w:r>
     </w:p>
     <w:p>
@@ -1814,7 +1820,7 @@
           <w:sz w:val="19"/>
           <w:szCs w:val="19"/>
         </w:rPr>
-        <w:t xml:space="preserve">문제와 원인</w:t>
+        <w:t>문제와 원인</w:t>
       </w:r>
     </w:p>
     <w:p>
@@ -1827,7 +1833,7 @@
         <w:rPr>
           <w:rFonts w:eastAsia="Pretendard"/>
         </w:rPr>
-        <w:t xml:space="preserve">장애 원인을 찾지 못한 사례를 다시 추적하면서, 단순히 LLM의 추론 문제로 판단하지 않았습니다. 실제 실행 데이터를 따라가며 관측 데이터가 어느 단계에서 원인 분석에 필요한 형태를 잃는지부터 확인했습니다.</w:t>
+        <w:t>장애 원인을 찾지 못한 사례를 다시 추적하면서, 단순히 LLM의 추론 문제로 판단하지 않았습니다. 실제 실행 데이터를 따라가며 관측 데이터가 어느 단계에서 원인 분석에 필요한 형태를 잃는지부터 확인했습니다.</w:t>
       </w:r>
     </w:p>
     <w:p>
@@ -1840,7 +1846,7 @@
         <w:rPr>
           <w:rFonts w:eastAsia="Pretendard"/>
         </w:rPr>
-        <w:t xml:space="preserve">조사 창을 넓히는 것이 해결이 아니라는 점은 2)에서 확인했습니다. 문제를 신호 품질과 후보 구성으로 재정의한 뒤, 같은 방식으로 실제 실행 데이터를 따라가며 확인한 문제는 세 가지였습니다.</w:t>
+        <w:t>조사 창을 넓히는 것이 해결이 아니라는 점은 2)에서 확인했습니다. 문제를 신호 품질과 후보 구성으로 재정의한 뒤, 같은 방식으로 실제 실행 데이터를 따라가며 확인한 문제는 세 가지였습니다.</w:t>
       </w:r>
     </w:p>
     <w:p>
@@ -1859,7 +1865,7 @@
           <w:b/>
           <w:bCs/>
         </w:rPr>
-        <w:t xml:space="preserve">Trace</w:t>
+        <w:t>Trace</w:t>
       </w:r>
       <w:r>
         <w:rPr>
@@ -1884,7 +1890,7 @@
           <w:b/>
           <w:bCs/>
         </w:rPr>
-        <w:t xml:space="preserve">Log</w:t>
+        <w:t>Log</w:t>
       </w:r>
       <w:r>
         <w:rPr>
@@ -1898,13 +1904,13 @@
           <w:b/>
           <w:bCs/>
         </w:rPr>
-        <w:t xml:space="preserve">4줄이 중복됐고, traceId 조회 결과의 약 27%(1.6KB)</w:t>
-      </w:r>
-      <w:r>
-        <w:rPr>
-          <w:rFonts w:eastAsia="Pretendard"/>
-        </w:rPr>
-        <w:t xml:space="preserve">가 중복이었습니다.</w:t>
+        <w:t>4줄이 중복됐고, traceId 조회 결과의 약 27%(1.6KB)</w:t>
+      </w:r>
+      <w:r>
+        <w:rPr>
+          <w:rFonts w:eastAsia="Pretendard"/>
+        </w:rPr>
+        <w:t>가 중복이었습니다.</w:t>
       </w:r>
     </w:p>
     <w:p>
@@ -1923,7 +1929,7 @@
           <w:b/>
           <w:bCs/>
         </w:rPr>
-        <w:t xml:space="preserve">탐색 결과</w:t>
+        <w:t>탐색 결과</w:t>
       </w:r>
       <w:r>
         <w:rPr>
@@ -1944,7 +1950,7 @@
           <w:sz w:val="19"/>
           <w:szCs w:val="19"/>
         </w:rPr>
-        <w:t xml:space="preserve">해결</w:t>
+        <w:t>해결</w:t>
       </w:r>
     </w:p>
     <w:p>
@@ -1963,7 +1969,7 @@
           <w:b/>
           <w:bCs/>
         </w:rPr>
-        <w:t xml:space="preserve">탐색 결과 구조화</w:t>
+        <w:t>탐색 결과 구조화</w:t>
       </w:r>
       <w:r>
         <w:rPr>
@@ -1988,7 +1994,7 @@
           <w:b/>
           <w:bCs/>
         </w:rPr>
-        <w:t xml:space="preserve">호출 관계 복원</w:t>
+        <w:t>호출 관계 복원</w:t>
       </w:r>
       <w:r>
         <w:rPr>
@@ -2013,7 +2019,7 @@
           <w:b/>
           <w:bCs/>
         </w:rPr>
-        <w:t xml:space="preserve">예외 정보 보강</w:t>
+        <w:t>예외 정보 보강</w:t>
       </w:r>
       <w:r>
         <w:rPr>
@@ -2038,7 +2044,7 @@
           <w:b/>
           <w:bCs/>
         </w:rPr>
-        <w:t xml:space="preserve">중복 제거</w:t>
+        <w:t>중복 제거</w:t>
       </w:r>
       <w:r>
         <w:rPr>
@@ -2063,7 +2069,8 @@
           <w:b/>
           <w:bCs/>
         </w:rPr>
-        <w:t xml:space="preserve">Evidence 재구성</w:t>
+        <w:lastRenderedPageBreak/>
+        <w:t>Evidence 재구성</w:t>
       </w:r>
       <w:r>
         <w:rPr>
@@ -2084,7 +2091,7 @@
           <w:sz w:val="19"/>
           <w:szCs w:val="19"/>
         </w:rPr>
-        <w:t xml:space="preserve">결과</w:t>
+        <w:t>결과</w:t>
       </w:r>
     </w:p>
     <w:p>
@@ -2097,7 +2104,7 @@
         <w:rPr>
           <w:rFonts w:eastAsia="Pretendard"/>
         </w:rPr>
-        <w:t xml:space="preserve">저장된 스윕을 A/B로 재생한 결과 탐색 컨텍스트는 45,991자 → 7,697자, 83% 감소했고, 선택 후보·기각 후보·좁혀진 조사 창은 동일했습니다. 다만 표본이 하나의 재생 범위인 만큼 이를 일반적인 무손실 감소로 확대 해석하지 않고, 해당 재생 범위에서는 원본 JSON이 후보 선택에 필수적인 정보가 아니었다고 결론 내렸습니다.</w:t>
+        <w:t>저장된 스윕을 A/B로 재생한 결과 탐색 컨텍스트는 45,991자 → 7,697자, 83% 감소했고, 선택 후보·기각 후보·좁혀진 조사 창은 동일했습니다. 다만 표본이 하나의 재생 범위인 만큼 이를 일반적인 무손실 감소로 확대 해석하지 않고, 해당 재생 범위에서는 원본 JSON이 후보 선택에 필수적인 정보가 아니었다고 결론 내렸습니다.</w:t>
       </w:r>
     </w:p>
     <w:p>
@@ -2114,10 +2121,10 @@
       </w:r>
       <w:r>
         <w:rPr>
-          <w:b/>
-          <w:rFonts w:eastAsia="Pretendard"/>
-        </w:rPr>
-        <w:t xml:space="preserve">원본 관측 데이터 → LLM 분석</w:t>
+          <w:rFonts w:eastAsia="Pretendard"/>
+          <w:b/>
+        </w:rPr>
+        <w:t>원본 관측 데이터 → LLM 분석</w:t>
       </w:r>
       <w:r>
         <w:rPr>
@@ -2127,16 +2134,16 @@
       </w:r>
       <w:r>
         <w:rPr>
-          <w:b/>
-          <w:rFonts w:eastAsia="Pretendard"/>
-        </w:rPr>
-        <w:t xml:space="preserve">관측 데이터 실측·검증 → 후보/호출 관계 구조화 → 중복 제거·필요 정보 보강 → LLM 판단</w:t>
-      </w:r>
-      <w:r>
-        <w:rPr>
-          <w:rFonts w:eastAsia="Pretendard"/>
-        </w:rPr>
-        <w:t xml:space="preserve">의 구조로 변경했습니다. LLM의 추론력을 높이기 전에, LLM이 판단해야 할 데이터를 사람이 먼저 검증 가능한 Evidence 형태로 만드는 것부터 해결했습니다.</w:t>
+          <w:rFonts w:eastAsia="Pretendard"/>
+          <w:b/>
+        </w:rPr>
+        <w:t>관측 데이터 실측·검증 → 후보/호출 관계 구조화 → 중복 제거·필요 정보 보강 → LLM 판단</w:t>
+      </w:r>
+      <w:r>
+        <w:rPr>
+          <w:rFonts w:eastAsia="Pretendard"/>
+        </w:rPr>
+        <w:t>의 구조로 변경했습니다. LLM의 추론력을 높이기 전에, LLM이 판단해야 할 데이터를 사람이 먼저 검증 가능한 Evidence 형태로 만드는 것부터 해결했습니다.</w:t>
       </w:r>
     </w:p>
     <w:p>
@@ -2156,7 +2163,7 @@
           <w:sz w:val="29"/>
           <w:szCs w:val="29"/>
         </w:rPr>
-        <w:t xml:space="preserve">4)  성능 · 비용 최적화 : 컨텍스트를 줄이되, 근거는 버리지 않았다</w:t>
+        <w:t>4)  성능 · 비용 최적화 : 컨텍스트를 줄이되, 근거는 버리지 않았다</w:t>
       </w:r>
     </w:p>
     <w:tbl>
@@ -2330,7 +2337,7 @@
                 <w:sz w:val="28"/>
                 <w:szCs w:val="28"/>
               </w:rPr>
-              <w:t xml:space="preserve">최대 -83%</w:t>
+              <w:t>최대 -83%</w:t>
             </w:r>
           </w:p>
           <w:p>
@@ -2346,7 +2353,7 @@
                 <w:sz w:val="18"/>
                 <w:szCs w:val="18"/>
               </w:rPr>
-              <w:t xml:space="preserve">스택 많은 응답</w:t>
+              <w:t>스택 많은 응답</w:t>
             </w:r>
           </w:p>
           <w:p>
@@ -2361,7 +2368,7 @@
                 <w:sz w:val="16"/>
                 <w:szCs w:val="16"/>
               </w:rPr>
-              <w:t xml:space="preserve">접기 적용 시 최대 감소율</w:t>
+              <w:t>접기 적용 시 최대 감소율</w:t>
             </w:r>
           </w:p>
         </w:tc>
@@ -2393,7 +2400,7 @@
                 <w:sz w:val="30"/>
                 <w:szCs w:val="30"/>
               </w:rPr>
-              <w:t xml:space="preserve">0건</w:t>
+              <w:t>0건</w:t>
             </w:r>
           </w:p>
           <w:p>
@@ -2409,7 +2416,7 @@
                 <w:sz w:val="18"/>
                 <w:szCs w:val="18"/>
               </w:rPr>
-              <w:t xml:space="preserve">압축 후 크기 증가</w:t>
+              <w:t>압축 후 크기 증가</w:t>
             </w:r>
           </w:p>
           <w:p>
@@ -2424,7 +2431,7 @@
                 <w:sz w:val="16"/>
                 <w:szCs w:val="16"/>
               </w:rPr>
-              <w:t xml:space="preserve">원본 112건 재생 검증</w:t>
+              <w:t>원본 112건 재생 검증</w:t>
             </w:r>
           </w:p>
         </w:tc>
@@ -2445,7 +2452,7 @@
         <w:rPr>
           <w:rFonts w:eastAsia="Pretendard"/>
         </w:rPr>
-        <w:t xml:space="preserve">RCA 에이전트의 토큰 사용량을 단계별로 측정한 결과, 전체 토큰의 98%가 분석 단계에 집중되어 있었습니다. 분석 입력 43만 자를 다시 나눠보니 트레이스가 47%, 로그가 42%를 차지하고 있었습니다. 단순히 데이터를 줄이면 원인 분석에 필요한 근거까지 사라질 수 있기 때문에, 무엇이 컨텍스트를 크게 만들고 있는지와 실제 RCA에서 어떤 정보가 사용되는지를 먼저 측정했습니다.</w:t>
+        <w:t>RCA 에이전트의 토큰 사용량을 단계별로 측정한 결과, 전체 토큰의 98%가 분석 단계에 집중되어 있었습니다. 분석 입력 43만 자를 다시 나눠보니 트레이스가 47%, 로그가 42%를 차지하고 있었습니다. 단순히 데이터를 줄이면 원인 분석에 필요한 근거까지 사라질 수 있기 때문에, 무엇이 컨텍스트를 크게 만들고 있는지와 실제 RCA에서 어떤 정보가 사용되는지를 먼저 측정했습니다.</w:t>
       </w:r>
     </w:p>
     <w:p>
@@ -2458,7 +2465,7 @@
         <w:rPr>
           <w:rFonts w:eastAsia="Pretendard"/>
         </w:rPr>
-        <w:t xml:space="preserve">먼저 로그가 장애 구간보다 넓게 수집되고 있다고 판단해 Loki 조회 범위를 좁혔습니다. 해상도를 5분에서 1분으로 변경하고 조사 구간도 줄였지만, 로그 크기는 179,080B → 179,070B로 사실상 변하지 않았습니다. 조회 범위는 17.6% 줄었는데 로그는 그대로였습니다.</w:t>
+        <w:t>먼저 로그가 장애 구간보다 넓게 수집되고 있다고 판단해 Loki 조회 범위를 좁혔습니다. 해상도를 5분에서 1분으로 변경하고 조사 구간도 줄였지만, 로그 크기는 179,080B → 179,070B로 사실상 변하지 않았습니다. 조회 범위는 17.6% 줄었는데 로그는 그대로였습니다.</w:t>
       </w:r>
     </w:p>
     <w:p>
@@ -2475,16 +2482,16 @@
       </w:r>
       <w:r>
         <w:rPr>
-          <w:b/>
-          <w:rFonts w:eastAsia="Pretendard"/>
-        </w:rPr>
-        <w:t xml:space="preserve">“얼마나 가져오는가”에서 “가져온 데이터 중 어떤 정보가 실제 판단에 필요한가”</w:t>
-      </w:r>
-      <w:r>
-        <w:rPr>
-          <w:rFonts w:eastAsia="Pretendard"/>
-        </w:rPr>
-        <w:t xml:space="preserve">로 바꿔서 봐야 했습니다.</w:t>
+          <w:rFonts w:eastAsia="Pretendard"/>
+          <w:b/>
+        </w:rPr>
+        <w:t>“얼마나 가져오는가”에서 “가져온 데이터 중 어떤 정보가 실제 판단에 필요한가”</w:t>
+      </w:r>
+      <w:r>
+        <w:rPr>
+          <w:rFonts w:eastAsia="Pretendard"/>
+        </w:rPr>
+        <w:t>로 바꿔서 봐야 했습니다.</w:t>
       </w:r>
     </w:p>
     <w:p>
@@ -2501,10 +2508,10 @@
       </w:r>
       <w:r>
         <w:rPr>
-          <w:b/>
-          <w:rFonts w:eastAsia="Pretendard"/>
-        </w:rPr>
-        <w:t xml:space="preserve">71.0%</w:t>
+          <w:rFonts w:eastAsia="Pretendard"/>
+          <w:b/>
+        </w:rPr>
+        <w:t>71.0%</w:t>
       </w:r>
       <w:r>
         <w:rPr>
@@ -2514,16 +2521,16 @@
       </w:r>
       <w:r>
         <w:rPr>
-          <w:b/>
-          <w:rFonts w:eastAsia="Pretendard"/>
-        </w:rPr>
-        <w:t xml:space="preserve">3.7%</w:t>
-      </w:r>
-      <w:r>
-        <w:rPr>
-          <w:rFonts w:eastAsia="Pretendard"/>
-        </w:rPr>
-        <w:t xml:space="preserve">에 불과했지만 32회 원인 근거로 사용됐고, 예외 클래스도 29회 인용됐습니다.</w:t>
+          <w:rFonts w:eastAsia="Pretendard"/>
+          <w:b/>
+        </w:rPr>
+        <w:t>3.7%</w:t>
+      </w:r>
+      <w:r>
+        <w:rPr>
+          <w:rFonts w:eastAsia="Pretendard"/>
+        </w:rPr>
+        <w:t>에 불과했지만 32회 원인 근거로 사용됐고, 예외 클래스도 29회 인용됐습니다.</w:t>
       </w:r>
     </w:p>
     <w:tbl>
@@ -2684,7 +2691,7 @@
         <w:rPr>
           <w:rFonts w:eastAsia="Pretendard"/>
         </w:rPr>
-        <w:t xml:space="preserve">이 결과를 기준으로 로그 전체를 잘라내는 대신 실제로 반복되는 라이브러리 프레임만 접고, 원인 판단에 사용되는 애플리케이션 프레임·예외 메시지·수치는 그대로 유지했습니다. 반복 로그 역시 삭제하지 않고 발생 횟수와 시간 범위를 함께 표현해 반복 자체가 가진 장애 패턴을 보존했습니다.</w:t>
+        <w:t>이 결과를 기준으로 로그 전체를 잘라내는 대신 실제로 반복되는 라이브러리 프레임만 접고, 원인 판단에 사용되는 애플리케이션 프레임·예외 메시지·수치는 그대로 유지했습니다. 반복 로그 역시 삭제하지 않고 발생 횟수와 시간 범위를 함께 표현해 반복 자체가 가진 장애 패턴을 보존했습니다.</w:t>
       </w:r>
     </w:p>
     <w:tbl>
@@ -2702,7 +2709,7 @@
           <w:left w:w="10" w:type="dxa"/>
           <w:right w:w="10" w:type="dxa"/>
         </w:tblCellMar>
-        <w:tblLook w:val="04A0"/>
+        <w:tblLook w:val="04A0" w:firstRow="1" w:lastRow="0" w:firstColumn="1" w:lastColumn="0" w:noHBand="0" w:noVBand="1"/>
       </w:tblPr>
       <w:tblGrid>
         <w:gridCol w:w="4871"/>
@@ -2733,7 +2740,7 @@
                 <w:sz w:val="16"/>
                 <w:szCs w:val="16"/>
               </w:rPr>
-              <w:t xml:space="preserve">기존</w:t>
+              <w:t>기존</w:t>
             </w:r>
           </w:p>
           <w:p>
@@ -2742,12 +2749,11 @@
             </w:pPr>
             <w:r>
               <w:rPr>
-                <w:rFonts w:ascii="Consolas" w:hAnsi="Consolas" w:eastAsia="Pretendard"/>
-                <w:color w:val="20262E"/>
+                <w:rFonts w:ascii="Consolas" w:eastAsia="Pretendard" w:hAnsi="Consolas"/>
                 <w:sz w:val="15"/>
                 <w:szCs w:val="15"/>
               </w:rPr>
-              <w:t xml:space="preserve">at com.example...FollowCondition.java:25</w:t>
+              <w:t>at com.example...FollowCondition.java:25</w:t>
             </w:r>
           </w:p>
           <w:p>
@@ -2756,12 +2762,11 @@
             </w:pPr>
             <w:r>
               <w:rPr>
-                <w:rFonts w:ascii="Consolas" w:hAnsi="Consolas" w:eastAsia="Pretendard"/>
-                <w:color w:val="20262E"/>
+                <w:rFonts w:ascii="Consolas" w:eastAsia="Pretendard" w:hAnsi="Consolas"/>
                 <w:sz w:val="15"/>
                 <w:szCs w:val="15"/>
               </w:rPr>
-              <w:t xml:space="preserve">at com.example...FollowRepository.java:35</w:t>
+              <w:t>at com.example...FollowRepository.java:35</w:t>
             </w:r>
           </w:p>
           <w:p>
@@ -2770,12 +2775,12 @@
             </w:pPr>
             <w:r>
               <w:rPr>
-                <w:rFonts w:ascii="Consolas" w:hAnsi="Consolas" w:eastAsia="Pretendard"/>
+                <w:rFonts w:ascii="Consolas" w:eastAsia="Pretendard" w:hAnsi="Consolas"/>
                 <w:color w:val="9CA3AF"/>
                 <w:sz w:val="15"/>
                 <w:szCs w:val="15"/>
               </w:rPr>
-              <w:t xml:space="preserve">at org.springframework...</w:t>
+              <w:t>at org.springframework...</w:t>
             </w:r>
           </w:p>
           <w:p>
@@ -2784,12 +2789,12 @@
             </w:pPr>
             <w:r>
               <w:rPr>
-                <w:rFonts w:ascii="Consolas" w:hAnsi="Consolas" w:eastAsia="Pretendard"/>
+                <w:rFonts w:ascii="Consolas" w:eastAsia="Pretendard" w:hAnsi="Consolas"/>
                 <w:color w:val="9CA3AF"/>
                 <w:sz w:val="15"/>
                 <w:szCs w:val="15"/>
               </w:rPr>
-              <w:t xml:space="preserve">at org.springframework...</w:t>
+              <w:t>at org.springframework...</w:t>
             </w:r>
           </w:p>
           <w:p>
@@ -2798,12 +2803,12 @@
             </w:pPr>
             <w:r>
               <w:rPr>
-                <w:rFonts w:ascii="Consolas" w:hAnsi="Consolas" w:eastAsia="Pretendard"/>
+                <w:rFonts w:ascii="Consolas" w:eastAsia="Pretendard" w:hAnsi="Consolas"/>
                 <w:color w:val="9CA3AF"/>
                 <w:sz w:val="15"/>
                 <w:szCs w:val="15"/>
               </w:rPr>
-              <w:t xml:space="preserve">at reactor.core...</w:t>
+              <w:t>at reactor.core...</w:t>
             </w:r>
           </w:p>
           <w:p>
@@ -2812,12 +2817,12 @@
             </w:pPr>
             <w:r>
               <w:rPr>
-                <w:rFonts w:ascii="Consolas" w:hAnsi="Consolas" w:eastAsia="Pretendard"/>
+                <w:rFonts w:ascii="Consolas" w:eastAsia="Pretendard" w:hAnsi="Consolas"/>
                 <w:color w:val="9CA3AF"/>
                 <w:sz w:val="15"/>
                 <w:szCs w:val="15"/>
               </w:rPr>
-              <w:t xml:space="preserve">...</w:t>
+              <w:t>...</w:t>
             </w:r>
           </w:p>
         </w:tc>
@@ -2845,7 +2850,7 @@
                 <w:sz w:val="16"/>
                 <w:szCs w:val="16"/>
               </w:rPr>
-              <w:t xml:space="preserve">변경 (접기 적용)</w:t>
+              <w:t>변경 (접기 적용)</w:t>
             </w:r>
           </w:p>
           <w:p>
@@ -2854,12 +2859,11 @@
             </w:pPr>
             <w:r>
               <w:rPr>
-                <w:rFonts w:ascii="Consolas" w:hAnsi="Consolas" w:eastAsia="Pretendard"/>
-                <w:color w:val="20262E"/>
+                <w:rFonts w:ascii="Consolas" w:eastAsia="Pretendard" w:hAnsi="Consolas"/>
                 <w:sz w:val="15"/>
                 <w:szCs w:val="15"/>
               </w:rPr>
-              <w:t xml:space="preserve">at com.example...FollowCondition.java:25</w:t>
+              <w:t>at com.example...FollowCondition.java:25</w:t>
             </w:r>
           </w:p>
           <w:p>
@@ -2868,12 +2872,11 @@
             </w:pPr>
             <w:r>
               <w:rPr>
-                <w:rFonts w:ascii="Consolas" w:hAnsi="Consolas" w:eastAsia="Pretendard"/>
-                <w:color w:val="20262E"/>
+                <w:rFonts w:ascii="Consolas" w:eastAsia="Pretendard" w:hAnsi="Consolas"/>
                 <w:sz w:val="15"/>
                 <w:szCs w:val="15"/>
               </w:rPr>
-              <w:t xml:space="preserve">at com.example...FollowRepository.java:35</w:t>
+              <w:t>at com.example...FollowRepository.java:35</w:t>
             </w:r>
           </w:p>
           <w:p>
@@ -2882,57 +2885,30 @@
             </w:pPr>
             <w:r>
               <w:rPr>
-                <w:rFonts w:ascii="Consolas" w:hAnsi="Consolas" w:eastAsia="Pretendard"/>
+                <w:rFonts w:ascii="Consolas" w:eastAsia="Pretendard" w:hAnsi="Consolas"/>
                 <w:b/>
                 <w:bCs/>
                 <w:color w:val="0F4C81"/>
                 <w:sz w:val="15"/>
                 <w:szCs w:val="15"/>
               </w:rPr>
-              <w:t xml:space="preserve">… 4 frames (org.springframework, reactor.core)</w:t>
+              <w:t>… 4 frames (org.springframework, reactor.core)</w:t>
             </w:r>
           </w:p>
           <w:p>
             <w:pPr>
               <w:spacing w:after="20" w:line="252" w:lineRule="auto"/>
             </w:pPr>
-            <w:r>
-              <w:rPr>
-                <w:rFonts w:ascii="Consolas" w:hAnsi="Consolas" w:eastAsia="Pretendard"/>
-                <w:color w:val="9CA3AF"/>
-                <w:sz w:val="15"/>
-                <w:szCs w:val="15"/>
-              </w:rPr>
-              <w:t xml:space="preserve"/>
-            </w:r>
           </w:p>
           <w:p>
             <w:pPr>
               <w:spacing w:after="20" w:line="252" w:lineRule="auto"/>
             </w:pPr>
-            <w:r>
-              <w:rPr>
-                <w:rFonts w:ascii="Consolas" w:hAnsi="Consolas" w:eastAsia="Pretendard"/>
-                <w:color w:val="9CA3AF"/>
-                <w:sz w:val="15"/>
-                <w:szCs w:val="15"/>
-              </w:rPr>
-              <w:t xml:space="preserve"/>
-            </w:r>
           </w:p>
           <w:p>
             <w:pPr>
               <w:spacing w:after="20" w:line="252" w:lineRule="auto"/>
             </w:pPr>
-            <w:r>
-              <w:rPr>
-                <w:rFonts w:ascii="Consolas" w:hAnsi="Consolas" w:eastAsia="Pretendard"/>
-                <w:color w:val="9CA3AF"/>
-                <w:sz w:val="15"/>
-                <w:szCs w:val="15"/>
-              </w:rPr>
-              <w:t xml:space="preserve"/>
-            </w:r>
           </w:p>
         </w:tc>
       </w:tr>
@@ -2952,7 +2928,7 @@
         <w:rPr>
           <w:rFonts w:eastAsia="Pretendard"/>
         </w:rPr>
-        <w:t xml:space="preserve">저장된 Loki 원본 112건을 재생해 측정한 결과 로그 컨텍스트는 3,237,421B → 1,390,968B로 57.0% 감소했습니다. 특히 스택 트레이스가 많은 응답은 약 83%까지 줄었고, 스택이 없는 집계 응답은 크기가 변하지 않아 필요한 데이터에만 압축이 적용되는 것도 확인했습니다.</w:t>
+        <w:t>저장된 Loki 원본 112건을 재생해 측정한 결과 로그 컨텍스트는 3,237,421B → 1,390,968B로 57.0% 감소했습니다. 특히 스택 트레이스가 많은 응답은 약 83%까지 줄었고, 스택이 없는 집계 응답은 크기가 변하지 않아 필요한 데이터에만 압축이 적용되는 것도 확인했습니다.</w:t>
       </w:r>
     </w:p>
     <w:p>
@@ -2965,7 +2941,7 @@
         <w:rPr>
           <w:rFonts w:eastAsia="Pretendard"/>
         </w:rPr>
-        <w:t xml:space="preserve">트레이스는 같은 방식으로 처리하지 않았습니다. 트레이스 역시 컨텍스트의 47%를 차지했지만, 현재 리포트에서 사용되지 않는 속성을 제거하면 향후 장애 분석에 필요한 근거까지 잃을 수 있기 때문입니다. 예를 들어 현재 net.host.ip가 인용되지 않더라도 replica가 늘어나면 특정 인스턴스에서만 장애가 발생했는지 판단하는 근거가 될 수 있습니다.</w:t>
+        <w:t>트레이스는 같은 방식으로 처리하지 않았습니다. 트레이스 역시 컨텍스트의 47%를 차지했지만, 현재 리포트에서 사용되지 않는 속성을 제거하면 향후 장애 분석에 필요한 근거까지 잃을 수 있기 때문입니다. 예를 들어 현재 net.host.ip가 인용되지 않더라도 replica가 늘어나면 특정 인스턴스에서만 장애가 발생했는지 판단하는 근거가 될 수 있습니다.</w:t>
       </w:r>
     </w:p>
     <w:p>
@@ -2978,7 +2954,7 @@
         <w:rPr>
           <w:rFonts w:eastAsia="Pretendard"/>
         </w:rPr>
-        <w:t xml:space="preserve">그래서 트레이스는 데이터를 버리는 대신 반복 표현만 제거하는 방향으로 변경했습니다. OTLP의 중첩된 key/value 래퍼는 평탄화하고, 모든 span에 동일하게 반복되는 속성은 commonSpanAttributes로 올렸으며, 종료 시각은 삭제하지 않고 duration으로 표현했습니다. span 자체와 시작 시각, 장애 관련 속성은 그대로 유지했습니다.</w:t>
+        <w:t>그래서 트레이스는 데이터를 버리는 대신 반복 표현만 제거하는 방향으로 변경했습니다. OTLP의 중첩된 key/value 래퍼는 평탄화하고, 모든 span에 동일하게 반복되는 속성은 commonSpanAttributes로 올렸으며, 종료 시각은 삭제하지 않고 duration으로 표현했습니다. span 자체와 시작 시각, 장애 관련 속성은 그대로 유지했습니다.</w:t>
       </w:r>
     </w:p>
     <w:p>
@@ -2991,7 +2967,7 @@
         <w:rPr>
           <w:rFonts w:eastAsia="Pretendard"/>
         </w:rPr>
-        <w:t xml:space="preserve">저장된 트레이스 238건, span 1,992개를 재생한 결과 1,863,242B → 1,305,152B로 30.0% 감소했습니다. span을 삭제하거나 특정 속성을 영구적으로 제외하지 않았기 때문에 replica가 증가하거나 새로운 장애 유형이 발생하더라도 원본 근거를 잃지 않는 구조를 유지했습니다.</w:t>
+        <w:t>저장된 트레이스 238건, span 1,992개를 재생한 결과 1,863,242B → 1,305,152B로 30.0% 감소했습니다. span을 삭제하거나 특정 속성을 영구적으로 제외하지 않았기 때문에 replica가 증가하거나 새로운 장애 유형이 발생하더라도 원본 근거를 잃지 않는 구조를 유지했습니다.</w:t>
       </w:r>
     </w:p>
     <w:p>
@@ -3004,7 +2980,7 @@
         <w:rPr>
           <w:rFonts w:eastAsia="Pretendard"/>
         </w:rPr>
-        <w:t xml:space="preserve">압축 규칙을 만들면서는 압축 자체가 항상 이득이라는 가정도 실제 데이터로 검증했습니다. 작은 응답에서는 압축을 설명하는 표식이 절약되는 데이터보다 커졌고, Loki 집계 응답을 로그와 동일하게 처리했을 때도 결과가 증가했습니다. 이를 막기 위해 압축 결과가 원본보다 짧을 때만 적용하도록 가드를 추가했고, 저장된 원본 112건을 다시 검증해 압축 후 크기가 증가한 응답이 0건임을 확인했습니다.</w:t>
+        <w:t>압축 규칙을 만들면서는 압축 자체가 항상 이득이라는 가정도 실제 데이터로 검증했습니다. 작은 응답에서는 압축을 설명하는 표식이 절약되는 데이터보다 커졌고, Loki 집계 응답을 로그와 동일하게 처리했을 때도 결과가 증가했습니다. 이를 막기 위해 압축 결과가 원본보다 짧을 때만 적용하도록 가드를 추가했고, 저장된 원본 112건을 다시 검증해 압축 후 크기가 증가한 응답이 0건임을 확인했습니다.</w:t>
       </w:r>
     </w:p>
     <w:p>
@@ -3021,387 +2997,17 @@
       </w:r>
       <w:r>
         <w:rPr>
-          <w:b/>
-          <w:rFonts w:eastAsia="Pretendard"/>
-        </w:rPr>
-        <w:t xml:space="preserve">“컨텍스트가 크니 데이터를 줄인다”</w:t>
-      </w:r>
-      <w:r>
-        <w:rPr>
-          <w:rFonts w:eastAsia="Pretendard"/>
-        </w:rPr>
-        <w:t xml:space="preserve">는 방식에서 벗어났습니다.</w:t>
-      </w:r>
-    </w:p>
-    <w:tbl>
-      <w:tblPr>
-        <w:tblW w:w="5000" w:type="pct"/>
-        <w:tblBorders>
-          <w:top w:val="single" w:sz="4" w:space="0" w:color="C6CDD4"/>
-          <w:left w:val="single" w:sz="4" w:space="0" w:color="C6CDD4"/>
-          <w:bottom w:val="single" w:sz="4" w:space="0" w:color="C6CDD4"/>
-          <w:right w:val="single" w:sz="4" w:space="0" w:color="C6CDD4"/>
-        </w:tblBorders>
-        <w:tblLayout w:type="fixed"/>
-        <w:tblCellMar>
-          <w:left w:w="10" w:type="dxa"/>
-          <w:right w:w="10" w:type="dxa"/>
-        </w:tblCellMar>
-        <w:tblLook w:val="04A0"/>
-      </w:tblPr>
-      <w:tblGrid>
-        <w:gridCol w:w="9742"/>
-      </w:tblGrid>
-      <w:tr>
-        <w:tc>
-          <w:tcPr>
-            <w:tcW w:w="100" w:type="dxa"/>
-            <w:tcMar>
-              <w:top w:w="180" w:type="dxa"/>
-              <w:left w:w="200" w:type="dxa"/>
-              <w:bottom w:w="160" w:type="dxa"/>
-              <w:right w:w="200" w:type="dxa"/>
-            </w:tcMar>
-          </w:tcPr>
-          <w:p>
-            <w:pPr>
-              <w:spacing w:after="30" w:line="276" w:lineRule="auto"/>
-              <w:jc w:val="center"/>
-            </w:pPr>
-            <w:r>
-              <w:rPr>
-                <w:rFonts w:eastAsia="Pretendard"/>
-                <w:b/>
-                <w:bCs/>
-                <w:sz w:val="19"/>
-                <w:szCs w:val="19"/>
-              </w:rPr>
-              <w:t xml:space="preserve">컨텍스트가 크다</w:t>
-            </w:r>
-            <w:r>
-              <w:rPr>
-                <w:rFonts w:eastAsia="Pretendard"/>
-                <w:color w:val="8A8F98"/>
-                <w:sz w:val="17"/>
-                <w:szCs w:val="17"/>
-              </w:rPr>
-              <w:t xml:space="preserve">  분석 단계가 전체 토큰의 98%</w:t>
-            </w:r>
-          </w:p>
-          <w:p>
-            <w:pPr>
-              <w:spacing w:after="30" w:line="240" w:lineRule="auto"/>
-              <w:jc w:val="center"/>
-            </w:pPr>
-            <w:r>
-              <w:rPr>
-                <w:rFonts w:eastAsia="Pretendard"/>
-                <w:color w:val="8B95A1"/>
-                <w:sz w:val="18"/>
-                <w:szCs w:val="18"/>
-              </w:rPr>
-              <w:t>↓</w:t>
-            </w:r>
-          </w:p>
-          <w:p>
-            <w:pPr>
-              <w:spacing w:after="30" w:line="276" w:lineRule="auto"/>
-              <w:jc w:val="center"/>
-            </w:pPr>
-            <w:r>
-              <w:rPr>
-                <w:rFonts w:eastAsia="Pretendard"/>
-                <w:b/>
-                <w:bCs/>
-                <w:sz w:val="19"/>
-                <w:szCs w:val="19"/>
-              </w:rPr>
-              <w:t xml:space="preserve">조회 범위를 줄여본다</w:t>
-            </w:r>
-            <w:r>
-              <w:rPr>
-                <w:rFonts w:eastAsia="Pretendard"/>
-                <w:color w:val="8A8F98"/>
-                <w:sz w:val="17"/>
-                <w:szCs w:val="17"/>
-              </w:rPr>
-              <w:t xml:space="preserve">  해상도 5분 → 1분 · 구간 17.6% 축소</w:t>
-            </w:r>
-          </w:p>
-          <w:p>
-            <w:pPr>
-              <w:spacing w:after="30" w:line="240" w:lineRule="auto"/>
-              <w:jc w:val="center"/>
-            </w:pPr>
-            <w:r>
-              <w:rPr>
-                <w:rFonts w:eastAsia="Pretendard"/>
-                <w:color w:val="8B95A1"/>
-                <w:sz w:val="18"/>
-                <w:szCs w:val="18"/>
-              </w:rPr>
-              <w:t>↓</w:t>
-            </w:r>
-          </w:p>
-          <w:p>
-            <w:pPr>
-              <w:spacing w:after="30" w:line="276" w:lineRule="auto"/>
-              <w:jc w:val="center"/>
-            </w:pPr>
-            <w:r>
-              <w:rPr>
-                <w:rFonts w:eastAsia="Pretendard"/>
-                <w:b/>
-                <w:bCs/>
-                <w:sz w:val="19"/>
-                <w:szCs w:val="19"/>
-              </w:rPr>
-              <w:t xml:space="preserve">로그 크기가 줄지 않음</w:t>
-            </w:r>
-            <w:r>
-              <w:rPr>
-                <w:rFonts w:eastAsia="Pretendard"/>
-                <w:color w:val="8A8F98"/>
-                <w:sz w:val="17"/>
-                <w:szCs w:val="17"/>
-              </w:rPr>
-              <w:t xml:space="preserve">  179,080B → 179,070B</w:t>
-            </w:r>
-          </w:p>
-          <w:p>
-            <w:pPr>
-              <w:spacing w:after="30" w:line="240" w:lineRule="auto"/>
-              <w:jc w:val="center"/>
-            </w:pPr>
-            <w:r>
-              <w:rPr>
-                <w:rFonts w:eastAsia="Pretendard"/>
-                <w:color w:val="8B95A1"/>
-                <w:sz w:val="18"/>
-                <w:szCs w:val="18"/>
-              </w:rPr>
-              <w:t>↓</w:t>
-            </w:r>
-          </w:p>
-          <w:p>
-            <w:pPr>
-              <w:spacing w:after="30" w:line="276" w:lineRule="auto"/>
-              <w:jc w:val="center"/>
-            </w:pPr>
-            <w:r>
-              <w:rPr>
-                <w:rFonts w:eastAsia="Pretendard"/>
-                <w:b/>
-                <w:bCs/>
-                <w:sz w:val="19"/>
-                <w:szCs w:val="19"/>
-              </w:rPr>
-              <w:t xml:space="preserve">검색 상한이 병목임을 확인</w:t>
-            </w:r>
-            <w:r>
-              <w:rPr>
-                <w:rFonts w:eastAsia="Pretendard"/>
-                <w:color w:val="8A8F98"/>
-                <w:sz w:val="17"/>
-                <w:szCs w:val="17"/>
-              </w:rPr>
-              <w:t xml:space="preserve">  Loki 1,000줄 상한</w:t>
-            </w:r>
-          </w:p>
-          <w:p>
-            <w:pPr>
-              <w:spacing w:after="30" w:line="240" w:lineRule="auto"/>
-              <w:jc w:val="center"/>
-            </w:pPr>
-            <w:r>
-              <w:rPr>
-                <w:rFonts w:eastAsia="Pretendard"/>
-                <w:color w:val="8B95A1"/>
-                <w:sz w:val="18"/>
-                <w:szCs w:val="18"/>
-              </w:rPr>
-              <w:t>↓</w:t>
-            </w:r>
-          </w:p>
-          <w:p>
-            <w:pPr>
-              <w:spacing w:after="30" w:line="276" w:lineRule="auto"/>
-              <w:jc w:val="center"/>
-            </w:pPr>
-            <w:r>
-              <w:rPr>
-                <w:rFonts w:eastAsia="Pretendard"/>
-                <w:b/>
-                <w:bCs/>
-                <w:sz w:val="19"/>
-                <w:szCs w:val="19"/>
-              </w:rPr>
-              <w:t xml:space="preserve">실제 RCA 근거를 공급량과 비교</w:t>
-            </w:r>
-            <w:r>
-              <w:rPr>
-                <w:rFonts w:eastAsia="Pretendard"/>
-                <w:color w:val="8A8F98"/>
-                <w:sz w:val="17"/>
-                <w:szCs w:val="17"/>
-              </w:rPr>
-              <w:t xml:space="preserve">  리포트 인용 역추적</w:t>
-            </w:r>
-          </w:p>
-          <w:p>
-            <w:pPr>
-              <w:spacing w:after="30" w:line="240" w:lineRule="auto"/>
-              <w:jc w:val="center"/>
-            </w:pPr>
-            <w:r>
-              <w:rPr>
-                <w:rFonts w:eastAsia="Pretendard"/>
-                <w:color w:val="8B95A1"/>
-                <w:sz w:val="18"/>
-                <w:szCs w:val="18"/>
-              </w:rPr>
-              <w:t>↓</w:t>
-            </w:r>
-          </w:p>
-          <w:p>
-            <w:pPr>
-              <w:spacing w:after="30" w:line="276" w:lineRule="auto"/>
-              <w:jc w:val="center"/>
-            </w:pPr>
-            <w:r>
-              <w:rPr>
-                <w:rFonts w:eastAsia="Pretendard"/>
-                <w:b/>
-                <w:bCs/>
-                <w:sz w:val="19"/>
-                <w:szCs w:val="19"/>
-              </w:rPr>
-              <w:t xml:space="preserve">로그는 사용되지 않는 반복 정보를 접음 · 트레이스는 정보를 버리지 않고 표현만 압축</w:t>
-            </w:r>
-          </w:p>
-          <w:p>
-            <w:pPr>
-              <w:spacing w:after="30" w:line="240" w:lineRule="auto"/>
-              <w:jc w:val="center"/>
-            </w:pPr>
-            <w:r>
-              <w:rPr>
-                <w:rFonts w:eastAsia="Pretendard"/>
-                <w:color w:val="8B95A1"/>
-                <w:sz w:val="18"/>
-                <w:szCs w:val="18"/>
-              </w:rPr>
-              <w:t>↓</w:t>
-            </w:r>
-          </w:p>
-          <w:p>
-            <w:pPr>
-              <w:spacing w:after="30" w:line="276" w:lineRule="auto"/>
-              <w:jc w:val="center"/>
-            </w:pPr>
-            <w:r>
-              <w:rPr>
-                <w:rFonts w:eastAsia="Pretendard"/>
-                <w:b/>
-                <w:bCs/>
-                <w:sz w:val="19"/>
-                <w:szCs w:val="19"/>
-              </w:rPr>
-              <w:t xml:space="preserve">분석 컨텍스트의 정보 밀도 개선</w:t>
-            </w:r>
-            <w:r>
-              <w:rPr>
-                <w:rFonts w:eastAsia="Pretendard"/>
-                <w:color w:val="8A8F98"/>
-                <w:sz w:val="17"/>
-                <w:szCs w:val="17"/>
-              </w:rPr>
-              <w:t xml:space="preserve">  로그 -57.0% · 트레이스 -30.0%</w:t>
-            </w:r>
-          </w:p>
-        </w:tc>
-      </w:tr>
-    </w:tbl>
-    <w:p>
-      <w:pPr>
-        <w:spacing w:after="60" w:line="240" w:lineRule="auto"/>
-      </w:pPr>
-    </w:p>
-    <w:p>
-      <w:pPr>
-        <w:spacing w:after="60" w:line="296" w:lineRule="auto"/>
-        <w:ind w:left="240"/>
-        <w:jc w:val="both"/>
-      </w:pPr>
-      <w:r>
-        <w:rPr>
-          <w:rFonts w:eastAsia="Pretendard"/>
-        </w:rPr>
-        <w:t xml:space="preserve">결과적으로 로그는 57.0%, 트레이스는 30.0% 줄였습니다. 중요한 것은 동일한 압축 방법을 일괄 적용한 것이 아니라, 실제 사용량과 데이터의 미래 가치를 측정한 뒤 로그와 트레이스에 서로 다른 전략을 선택했다는 점입니다.</w:t>
-      </w:r>
-    </w:p>
-    <w:p>
-      <w:pPr>
-        <w:spacing w:after="60" w:line="296" w:lineRule="auto"/>
-        <w:ind w:left="240"/>
-        <w:jc w:val="both"/>
-      </w:pPr>
-      <w:r>
-        <w:rPr>
-          <w:rFonts w:eastAsia="Pretendard"/>
-        </w:rPr>
-        <w:t xml:space="preserve">다만 이 수치는 저장된 원본을 재생해 변환 단계의 바이트 감소를 측정한 결과입니다. 전체 장애 실행에서 동일한 원인과 근거가 유지되는지, 그리고 실제 토큰 비용과 점수에 어떤 영향을 주는지는 별도 A/B 검증 대상으로 남겼습니다.</w:t>
-      </w:r>
-    </w:p>
-    <w:p>
-      <w:pPr>
-        <w:pStyle w:val="1"/>
-        <w:pBdr>
-          <w:bottom w:val="single" w:sz="4" w:space="6" w:color="B8C0C8"/>
-        </w:pBdr>
-        <w:spacing w:before="340" w:after="180"/>
-      </w:pPr>
-      <w:r>
-        <w:rPr>
-          <w:rFonts w:eastAsia="Pretendard"/>
-          <w:b/>
-          <w:bCs/>
-          <w:color w:val="20262E"/>
-          <w:sz w:val="29"/>
-          <w:szCs w:val="29"/>
-        </w:rPr>
-        <w:t>5)  디버깅 : 같은 조건에서 86점과 100점이 나왔다</w:t>
-      </w:r>
-    </w:p>
-    <w:p>
-      <w:pPr>
-        <w:jc w:val="both"/>
-      </w:pPr>
-      <w:r>
-        <w:rPr>
-          <w:rFonts w:eastAsia="Pretendard"/>
-        </w:rPr>
-        <w:t xml:space="preserve">같은 주입 데이터를 18분 간격으로 두 번 조사했는데 86점과 100점이 나왔습니다. "LLM이라 편차가 있다"로 끝내면 다음 행동이 없습니다. 갈린 14점의 Evidence를 역추적했더니, 원인은 모델이 아니라 </w:t>
-      </w:r>
-      <w:r>
-        <w:rPr>
-          <w:rFonts w:eastAsia="Pretendard"/>
-          <w:b/>
-          <w:bCs/>
-        </w:rPr>
-        <w:t>코드 한 줄</w:t>
-      </w:r>
-      <w:r>
-        <w:rPr>
-          <w:rFonts w:eastAsia="Pretendard"/>
-        </w:rPr>
-        <w:t>이었습니다.</w:t>
-      </w:r>
-    </w:p>
-    <w:p>
-      <w:pPr>
-        <w:spacing w:after="40" w:line="240" w:lineRule="auto"/>
-      </w:pPr>
+          <w:rFonts w:eastAsia="Pretendard"/>
+          <w:b/>
+        </w:rPr>
+        <w:t>“컨텍스트가 크니 데이터를 줄인다”</w:t>
+      </w:r>
+      <w:r>
+        <w:rPr>
+          <w:rFonts w:eastAsia="Pretendard"/>
+        </w:rPr>
+        <w:t>는 방식에서 벗어났습니다.</w:t>
+      </w:r>
     </w:p>
     <w:tbl>
       <w:tblPr>
@@ -3446,94 +3052,16 @@
                 <w:sz w:val="19"/>
                 <w:szCs w:val="19"/>
               </w:rPr>
-              <w:t>86점 실행</w:t>
-            </w:r>
-          </w:p>
-          <w:p>
-            <w:pPr>
-              <w:spacing w:after="30" w:line="240" w:lineRule="auto"/>
-              <w:jc w:val="center"/>
-            </w:pPr>
-            <w:r>
-              <w:rPr>
-                <w:rFonts w:eastAsia="Pretendard"/>
-                <w:color w:val="8B95A1"/>
-                <w:sz w:val="18"/>
-                <w:szCs w:val="18"/>
-              </w:rPr>
-              <w:t>↓</w:t>
-            </w:r>
-          </w:p>
-          <w:p>
-            <w:pPr>
-              <w:spacing w:after="30" w:line="276" w:lineRule="auto"/>
-              <w:jc w:val="center"/>
-            </w:pPr>
-            <w:r>
-              <w:rPr>
-                <w:rFonts w:eastAsia="Pretendard"/>
-                <w:sz w:val="19"/>
-                <w:szCs w:val="19"/>
-              </w:rPr>
-              <w:t>Tempo 응답의 durationMs가 3505144756(40.5일)으로 일시 파손</w:t>
-            </w:r>
-          </w:p>
-          <w:p>
-            <w:pPr>
-              <w:spacing w:after="30" w:line="240" w:lineRule="auto"/>
-              <w:jc w:val="center"/>
-            </w:pPr>
-            <w:r>
-              <w:rPr>
-                <w:rFonts w:eastAsia="Pretendard"/>
-                <w:color w:val="8B95A1"/>
-                <w:sz w:val="18"/>
-                <w:szCs w:val="18"/>
-              </w:rPr>
-              <w:t>↓</w:t>
-            </w:r>
-          </w:p>
-          <w:p>
-            <w:pPr>
-              <w:spacing w:after="30" w:line="276" w:lineRule="auto"/>
-              <w:jc w:val="center"/>
-            </w:pPr>
-            <w:r>
-              <w:rPr>
-                <w:rFonts w:eastAsia="Pretendard"/>
-                <w:sz w:val="19"/>
-                <w:szCs w:val="19"/>
-              </w:rPr>
-              <w:t>깨진 값을 이유로 해당 트레이스를 후보 목록에서 제거</w:t>
-            </w:r>
-          </w:p>
-          <w:p>
-            <w:pPr>
-              <w:spacing w:after="30" w:line="240" w:lineRule="auto"/>
-              <w:jc w:val="center"/>
-            </w:pPr>
-            <w:r>
-              <w:rPr>
-                <w:rFonts w:eastAsia="Pretendard"/>
-                <w:color w:val="8B95A1"/>
-                <w:sz w:val="18"/>
-                <w:szCs w:val="18"/>
-              </w:rPr>
-              <w:t>↓</w:t>
-            </w:r>
-          </w:p>
-          <w:p>
-            <w:pPr>
-              <w:spacing w:after="30" w:line="276" w:lineRule="auto"/>
-              <w:jc w:val="center"/>
-            </w:pPr>
-            <w:r>
-              <w:rPr>
-                <w:rFonts w:eastAsia="Pretendard"/>
-                <w:sz w:val="19"/>
-                <w:szCs w:val="19"/>
-              </w:rPr>
-              <w:t>정답 트레이스 유실 - 발행 → 실패 4회 → DLQ → 재처리가 든 한 건, 로그는 헬스체크 37줄만 잔존</w:t>
+              <w:t>컨텍스트가 크다</w:t>
+            </w:r>
+            <w:r>
+              <w:rPr>
+                <w:rFonts w:eastAsia="Pretendard"/>
+                <w:color w:val="8A8F98"/>
+                <w:sz w:val="17"/>
+                <w:szCs w:val="17"/>
+              </w:rPr>
+              <w:t xml:space="preserve">  분석 단계가 전체 토큰의 98%</w:t>
             </w:r>
           </w:p>
           <w:p>
@@ -3564,45 +3092,16 @@
                 <w:sz w:val="19"/>
                 <w:szCs w:val="19"/>
               </w:rPr>
-              <w:lastRenderedPageBreak/>
-              <w:t>주석과 구현의 불일치 발견</w:t>
-            </w:r>
-            <w:r>
-              <w:rPr>
-                <w:rFonts w:eastAsia="Pretendard"/>
-                <w:sz w:val="19"/>
-                <w:szCs w:val="19"/>
-              </w:rPr>
-              <w:t xml:space="preserve"> - "trusted=false로 남기고 정렬에서만 뺀다"는 주석과 달리 수집에서도 제외</w:t>
-            </w:r>
-          </w:p>
-          <w:p>
-            <w:pPr>
-              <w:spacing w:after="30" w:line="240" w:lineRule="auto"/>
-              <w:jc w:val="center"/>
-            </w:pPr>
-            <w:r>
-              <w:rPr>
-                <w:rFonts w:eastAsia="Pretendard"/>
-                <w:color w:val="8B95A1"/>
-                <w:sz w:val="18"/>
-                <w:szCs w:val="18"/>
-              </w:rPr>
-              <w:t>↓</w:t>
-            </w:r>
-          </w:p>
-          <w:p>
-            <w:pPr>
-              <w:spacing w:after="30" w:line="276" w:lineRule="auto"/>
-              <w:jc w:val="center"/>
-            </w:pPr>
-            <w:r>
-              <w:rPr>
-                <w:rFonts w:eastAsia="Pretendard"/>
-                <w:sz w:val="19"/>
-                <w:szCs w:val="19"/>
-              </w:rPr>
-              <w:t>필터 한 줄 제거</w:t>
+              <w:t>조회 범위를 줄여본다</w:t>
+            </w:r>
+            <w:r>
+              <w:rPr>
+                <w:rFonts w:eastAsia="Pretendard"/>
+                <w:color w:val="8A8F98"/>
+                <w:sz w:val="17"/>
+                <w:szCs w:val="17"/>
+              </w:rPr>
+              <w:t xml:space="preserve">  해상도 5분 → 1분 · 구간 17.6% 축소</w:t>
             </w:r>
           </w:p>
           <w:p>
@@ -3633,7 +3132,167 @@
                 <w:sz w:val="19"/>
                 <w:szCs w:val="19"/>
               </w:rPr>
-              <w:t>100점</w:t>
+              <w:t>로그 크기가 줄지 않음</w:t>
+            </w:r>
+            <w:r>
+              <w:rPr>
+                <w:rFonts w:eastAsia="Pretendard"/>
+                <w:color w:val="8A8F98"/>
+                <w:sz w:val="17"/>
+                <w:szCs w:val="17"/>
+              </w:rPr>
+              <w:t xml:space="preserve">  179,080B → 179,070B</w:t>
+            </w:r>
+          </w:p>
+          <w:p>
+            <w:pPr>
+              <w:spacing w:after="30" w:line="240" w:lineRule="auto"/>
+              <w:jc w:val="center"/>
+            </w:pPr>
+            <w:r>
+              <w:rPr>
+                <w:rFonts w:eastAsia="Pretendard"/>
+                <w:color w:val="8B95A1"/>
+                <w:sz w:val="18"/>
+                <w:szCs w:val="18"/>
+              </w:rPr>
+              <w:t>↓</w:t>
+            </w:r>
+          </w:p>
+          <w:p>
+            <w:pPr>
+              <w:spacing w:after="30" w:line="276" w:lineRule="auto"/>
+              <w:jc w:val="center"/>
+            </w:pPr>
+            <w:r>
+              <w:rPr>
+                <w:rFonts w:eastAsia="Pretendard"/>
+                <w:b/>
+                <w:bCs/>
+                <w:sz w:val="19"/>
+                <w:szCs w:val="19"/>
+              </w:rPr>
+              <w:t>검색 상한이 병목임을 확인</w:t>
+            </w:r>
+            <w:r>
+              <w:rPr>
+                <w:rFonts w:eastAsia="Pretendard"/>
+                <w:color w:val="8A8F98"/>
+                <w:sz w:val="17"/>
+                <w:szCs w:val="17"/>
+              </w:rPr>
+              <w:t xml:space="preserve">  Loki 1,000줄 상한</w:t>
+            </w:r>
+          </w:p>
+          <w:p>
+            <w:pPr>
+              <w:spacing w:after="30" w:line="240" w:lineRule="auto"/>
+              <w:jc w:val="center"/>
+            </w:pPr>
+            <w:r>
+              <w:rPr>
+                <w:rFonts w:eastAsia="Pretendard"/>
+                <w:color w:val="8B95A1"/>
+                <w:sz w:val="18"/>
+                <w:szCs w:val="18"/>
+              </w:rPr>
+              <w:t>↓</w:t>
+            </w:r>
+          </w:p>
+          <w:p>
+            <w:pPr>
+              <w:spacing w:after="30" w:line="276" w:lineRule="auto"/>
+              <w:jc w:val="center"/>
+            </w:pPr>
+            <w:r>
+              <w:rPr>
+                <w:rFonts w:eastAsia="Pretendard"/>
+                <w:b/>
+                <w:bCs/>
+                <w:sz w:val="19"/>
+                <w:szCs w:val="19"/>
+              </w:rPr>
+              <w:t>실제 RCA 근거를 공급량과 비교</w:t>
+            </w:r>
+            <w:r>
+              <w:rPr>
+                <w:rFonts w:eastAsia="Pretendard"/>
+                <w:color w:val="8A8F98"/>
+                <w:sz w:val="17"/>
+                <w:szCs w:val="17"/>
+              </w:rPr>
+              <w:t xml:space="preserve">  리포트 인용 역추적</w:t>
+            </w:r>
+          </w:p>
+          <w:p>
+            <w:pPr>
+              <w:spacing w:after="30" w:line="240" w:lineRule="auto"/>
+              <w:jc w:val="center"/>
+            </w:pPr>
+            <w:r>
+              <w:rPr>
+                <w:rFonts w:eastAsia="Pretendard"/>
+                <w:color w:val="8B95A1"/>
+                <w:sz w:val="18"/>
+                <w:szCs w:val="18"/>
+              </w:rPr>
+              <w:t>↓</w:t>
+            </w:r>
+          </w:p>
+          <w:p>
+            <w:pPr>
+              <w:spacing w:after="30" w:line="276" w:lineRule="auto"/>
+              <w:jc w:val="center"/>
+            </w:pPr>
+            <w:r>
+              <w:rPr>
+                <w:rFonts w:eastAsia="Pretendard"/>
+                <w:b/>
+                <w:bCs/>
+                <w:sz w:val="19"/>
+                <w:szCs w:val="19"/>
+              </w:rPr>
+              <w:t>로그는 사용되지 않는 반복 정보를 접음 · 트레이스는 정보를 버리지 않고 표현만 압축</w:t>
+            </w:r>
+          </w:p>
+          <w:p>
+            <w:pPr>
+              <w:spacing w:after="30" w:line="240" w:lineRule="auto"/>
+              <w:jc w:val="center"/>
+            </w:pPr>
+            <w:r>
+              <w:rPr>
+                <w:rFonts w:eastAsia="Pretendard"/>
+                <w:color w:val="8B95A1"/>
+                <w:sz w:val="18"/>
+                <w:szCs w:val="18"/>
+              </w:rPr>
+              <w:t>↓</w:t>
+            </w:r>
+          </w:p>
+          <w:p>
+            <w:pPr>
+              <w:spacing w:after="30" w:line="276" w:lineRule="auto"/>
+              <w:jc w:val="center"/>
+            </w:pPr>
+            <w:r>
+              <w:rPr>
+                <w:rFonts w:eastAsia="Pretendard"/>
+                <w:b/>
+                <w:bCs/>
+                <w:sz w:val="19"/>
+                <w:szCs w:val="19"/>
+              </w:rPr>
+              <w:t>분석 컨텍스트의 정보 밀도 개선</w:t>
+            </w:r>
+            <w:r>
+              <w:rPr>
+                <w:rFonts w:eastAsia="Pretendard"/>
+                <w:color w:val="8A8F98"/>
+                <w:sz w:val="17"/>
+                <w:szCs w:val="17"/>
+              </w:rPr>
+              <w:t xml:space="preserve">  로그 -57.0% · 트레이스 -30.0%</w:t>
             </w:r>
           </w:p>
         </w:tc>
@@ -3641,45 +3300,33 @@
     </w:tbl>
     <w:p>
       <w:pPr>
-        <w:spacing w:after="50" w:line="240" w:lineRule="auto"/>
-      </w:pPr>
-    </w:p>
-    <w:p>
-      <w:pPr>
-        <w:jc w:val="both"/>
-      </w:pPr>
-      <w:r>
-        <w:rPr>
-          <w:rFonts w:eastAsia="Pretendard"/>
-        </w:rPr>
-        <w:t>검증에 새 장애 주입은 필요 없습니다. 깨진 값이 든 원본 응답이 그대로 박제돼 있어 단위 테스트 입력으로 쓰면 되고, 성공 기준은 "후보 목록에 그 traceId가 들어오는가" 하나입니다. 같은 역추적에서 로그 조회가 limit=1000 + direction=forward라 시간창 뒤쪽 34%(항상 복구 · 알림 도착 구간)가 잘리는 결함도 함께 잡았습니다.</w:t>
-      </w:r>
-    </w:p>
-    <w:p>
-      <w:pPr>
-        <w:spacing w:before="140" w:after="100"/>
-        <w:jc w:val="center"/>
-      </w:pPr>
-      <w:r>
-        <w:rPr>
-          <w:rFonts w:eastAsia="Pretendard"/>
-          <w:b/>
-          <w:bCs/>
-          <w:sz w:val="21"/>
-          <w:szCs w:val="21"/>
-        </w:rPr>
-        <w:t>단일 실행 점수는 성능이 아닙니다. 필드 하나의 일시적 파손이 14점을 만들었습니다.</w:t>
-      </w:r>
-    </w:p>
-    <w:p>
-      <w:pPr>
-        <w:jc w:val="both"/>
-      </w:pPr>
-      <w:r>
-        <w:rPr>
-          <w:rFonts w:eastAsia="Pretendard"/>
-        </w:rPr>
-        <w:t>그래서 평가 규칙에 문항당 N ≥ 2 반복과 "감점마다 신호의 실재를 직접 확인한다"를 넣었고, 이 사례가 그 규칙의 필요를 증명했습니다.</w:t>
+        <w:spacing w:after="60" w:line="240" w:lineRule="auto"/>
+      </w:pPr>
+    </w:p>
+    <w:p>
+      <w:pPr>
+        <w:spacing w:after="60" w:line="296" w:lineRule="auto"/>
+        <w:ind w:left="240"/>
+        <w:jc w:val="both"/>
+      </w:pPr>
+      <w:r>
+        <w:rPr>
+          <w:rFonts w:eastAsia="Pretendard"/>
+        </w:rPr>
+        <w:t>결과적으로 로그는 57.0%, 트레이스는 30.0% 줄였습니다. 중요한 것은 동일한 압축 방법을 일괄 적용한 것이 아니라, 실제 사용량과 데이터의 미래 가치를 측정한 뒤 로그와 트레이스에 서로 다른 전략을 선택했다는 점입니다.</w:t>
+      </w:r>
+    </w:p>
+    <w:p>
+      <w:pPr>
+        <w:spacing w:after="60" w:line="296" w:lineRule="auto"/>
+        <w:ind w:left="240"/>
+        <w:jc w:val="both"/>
+      </w:pPr>
+      <w:r>
+        <w:rPr>
+          <w:rFonts w:eastAsia="Pretendard"/>
+        </w:rPr>
+        <w:t>다만 이 수치는 저장된 원본을 재생해 변환 단계의 바이트 감소를 측정한 결과입니다. 전체 장애 실행에서 동일한 원인과 근거가 유지되는지, 그리고 실제 토큰 비용과 점수에 어떤 영향을 주는지는 별도 A/B 검증 대상으로 남겼습니다.</w:t>
       </w:r>
     </w:p>
     <w:p>
@@ -3692,24 +3339,36 @@
       </w:pPr>
       <w:r>
         <w:rPr>
-          <w:rFonts w:eastAsia="Pretendard"/>
+          <w:rFonts w:hint="eastAsia"/>
           <w:b/>
           <w:bCs/>
           <w:color w:val="20262E"/>
           <w:sz w:val="29"/>
           <w:szCs w:val="29"/>
         </w:rPr>
-        <w:t>6)  결과, 그리고 내가 얻은 것</w:t>
-      </w:r>
-    </w:p>
-    <w:p>
-      <w:pPr>
-        <w:jc w:val="both"/>
-      </w:pPr>
-      <w:r>
-        <w:rPr>
-          <w:rFonts w:eastAsia="Pretendard"/>
-        </w:rPr>
+        <w:t>5</w:t>
+      </w:r>
+      <w:r>
+        <w:rPr>
+          <w:rFonts w:eastAsia="Pretendard"/>
+          <w:b/>
+          <w:bCs/>
+          <w:color w:val="20262E"/>
+          <w:sz w:val="29"/>
+          <w:szCs w:val="29"/>
+        </w:rPr>
+        <w:t>)  결과, 그리고 내가 얻은 것</w:t>
+      </w:r>
+    </w:p>
+    <w:p>
+      <w:pPr>
+        <w:jc w:val="both"/>
+      </w:pPr>
+      <w:r>
+        <w:rPr>
+          <w:rFonts w:eastAsia="Pretendard"/>
+        </w:rPr>
+        <w:lastRenderedPageBreak/>
         <w:t xml:space="preserve">집계 8문항의 회차 평균은 </w:t>
       </w:r>
       <w:r>
@@ -3848,7 +3507,6 @@
           <w:b/>
           <w:bCs/>
         </w:rPr>
-        <w:lastRenderedPageBreak/>
         <w:t>LLM 성능보다 Signal Quality가 먼저입니다.</w:t>
       </w:r>
       <w:r>
@@ -3942,292 +3600,6 @@
           <w:szCs w:val="16"/>
         </w:rPr>
         <w:t>이 문서에 없는 것: Top-1 적중률, 기준이 다른 두 시기를 이어 붙인 Before/After 비교. 측정하지 않은 값은 채우지 않고 비워 두었습니다. 남은 과제는 정상 문항 투입을 통한 정밀도 측정과 Code-aware RCA(Git diff · 배포 정보 연동)입니다.</w:t>
-      </w:r>
-    </w:p>
-    <w:p>
-      <w:pPr>
-        <w:pStyle w:val="1"/>
-        <w:pBdr>
-          <w:bottom w:val="single" w:sz="4" w:space="6" w:color="B8C0C8"/>
-        </w:pBdr>
-        <w:spacing w:before="340" w:after="180"/>
-      </w:pPr>
-      <w:r>
-        <w:rPr>
-          <w:rFonts w:eastAsia="Pretendard"/>
-          <w:b/>
-          <w:bCs/>
-          <w:color w:val="20262E"/>
-          <w:sz w:val="29"/>
-          <w:szCs w:val="29"/>
-        </w:rPr>
-        <w:t>부록  이 문서의 숫자를 믿을 수 있는 이유</w:t>
-      </w:r>
-    </w:p>
-    <w:p>
-      <w:pPr>
-        <w:jc w:val="both"/>
-      </w:pPr>
-      <w:r>
-        <w:rPr>
-          <w:rFonts w:eastAsia="Pretendard"/>
-        </w:rPr>
-        <w:t>본문의 모든 수치는 아래 측정 체계 안에서 만들어졌습니다. 요약만 남기고, 상세 기록은 저장소 문서(docs/scoring, docs/changes.md, 회차별 · 문항별 기록, reports/raw 원본 박제)에 있습니다.</w:t>
-      </w:r>
-    </w:p>
-    <w:p>
-      <w:pPr>
-        <w:spacing w:before="170" w:after="60" w:line="280" w:lineRule="auto"/>
-      </w:pPr>
-      <w:r>
-        <w:rPr>
-          <w:rFonts w:eastAsia="Pretendard"/>
-          <w:b/>
-          <w:bCs/>
-          <w:color w:val="6B7280"/>
-          <w:sz w:val="18"/>
-          <w:szCs w:val="18"/>
-        </w:rPr>
-        <w:t>측정 체계</w:t>
-      </w:r>
-    </w:p>
-    <w:p>
-      <w:pPr>
-        <w:pStyle w:val="a4"/>
-        <w:numPr>
-          <w:ilvl w:val="0"/>
-          <w:numId w:val="2"/>
-        </w:numPr>
-        <w:spacing w:after="90" w:line="296" w:lineRule="auto"/>
-        <w:jc w:val="both"/>
-      </w:pPr>
-      <w:r>
-        <w:rPr>
-          <w:rFonts w:eastAsia="Pretendard"/>
-          <w:b/>
-          <w:bCs/>
-        </w:rPr>
-        <w:t>블라인드 채점</w:t>
-      </w:r>
-      <w:r>
-        <w:rPr>
-          <w:rFonts w:eastAsia="Pretendard"/>
-        </w:rPr>
-        <w:t xml:space="preserve"> - 정답 앵커를 장애 주입 전에 고정하고, 결과를 본 뒤의 앵커 수정은 그 회차를 무효로 합니다. 리포트 생성 경로에는 정답지가 없습니다.</w:t>
-      </w:r>
-    </w:p>
-    <w:p>
-      <w:pPr>
-        <w:pStyle w:val="a4"/>
-        <w:numPr>
-          <w:ilvl w:val="0"/>
-          <w:numId w:val="2"/>
-        </w:numPr>
-        <w:spacing w:after="90" w:line="296" w:lineRule="auto"/>
-        <w:jc w:val="both"/>
-      </w:pPr>
-      <w:r>
-        <w:rPr>
-          <w:rFonts w:eastAsia="Pretendard"/>
-          <w:b/>
-          <w:bCs/>
-        </w:rPr>
-        <w:t>반복 측정</w:t>
-      </w:r>
-      <w:r>
-        <w:rPr>
-          <w:rFonts w:eastAsia="Pretendard"/>
-        </w:rPr>
-        <w:t xml:space="preserve"> - 문항당 최소 2회, 평균 ± 최대편차로 기록하고 편차 ±10 초과 문항은 인용을 보류합니다. 측정 실패는 0점이 아니라 "채점 불가"로 구분합니다.</w:t>
-      </w:r>
-    </w:p>
-    <w:p>
-      <w:pPr>
-        <w:pStyle w:val="a4"/>
-        <w:numPr>
-          <w:ilvl w:val="0"/>
-          <w:numId w:val="2"/>
-        </w:numPr>
-        <w:spacing w:after="90" w:line="296" w:lineRule="auto"/>
-        <w:jc w:val="both"/>
-      </w:pPr>
-      <w:r>
-        <w:rPr>
-          <w:rFonts w:eastAsia="Pretendard"/>
-          <w:b/>
-          <w:bCs/>
-        </w:rPr>
-        <w:t>단일 변경군</w:t>
-      </w:r>
-      <w:r>
-        <w:rPr>
-          <w:rFonts w:eastAsia="Pretendard"/>
-        </w:rPr>
-        <w:t xml:space="preserve"> - 변경을 앱 계측 / 조사 도구 / 프롬프트로 나눠 한 회차에 하나만 적용합니다. 결함을 발견해도 즉시 고치지 않고 다음 회차로 보내 baseline을 고정합니다.</w:t>
-      </w:r>
-    </w:p>
-    <w:p>
-      <w:pPr>
-        <w:spacing w:before="170" w:after="60" w:line="280" w:lineRule="auto"/>
-      </w:pPr>
-      <w:r>
-        <w:rPr>
-          <w:rFonts w:eastAsia="Pretendard"/>
-          <w:b/>
-          <w:bCs/>
-          <w:color w:val="6B7280"/>
-          <w:sz w:val="18"/>
-          <w:szCs w:val="18"/>
-        </w:rPr>
-        <w:t>측정 도구 자체의 결함도 세 번 찾아 고쳤습니다</w:t>
-      </w:r>
-    </w:p>
-    <w:p>
-      <w:pPr>
-        <w:pStyle w:val="a4"/>
-        <w:numPr>
-          <w:ilvl w:val="0"/>
-          <w:numId w:val="2"/>
-        </w:numPr>
-        <w:spacing w:after="90" w:line="296" w:lineRule="auto"/>
-        <w:jc w:val="both"/>
-      </w:pPr>
-      <w:r>
-        <w:rPr>
-          <w:rFonts w:eastAsia="Pretendard"/>
-          <w:b/>
-          <w:bCs/>
-        </w:rPr>
-        <w:t>앵커 결함</w:t>
-      </w:r>
-      <w:r>
-        <w:rPr>
-          <w:rFonts w:eastAsia="Pretendard"/>
-        </w:rPr>
-        <w:t xml:space="preserve"> - 초기 "채점 불가" 4건이 전부 정답지 쪽 결함이었습니다(기준 부적합률 67% → 33%). 루브릭도 개정했고, 개정 전후 점수는 나란히 비교하지 않습니다.</w:t>
-      </w:r>
-    </w:p>
-    <w:p>
-      <w:pPr>
-        <w:pStyle w:val="a4"/>
-        <w:numPr>
-          <w:ilvl w:val="0"/>
-          <w:numId w:val="2"/>
-        </w:numPr>
-        <w:spacing w:after="90" w:line="296" w:lineRule="auto"/>
-        <w:jc w:val="both"/>
-      </w:pPr>
-      <w:r>
-        <w:rPr>
-          <w:rFonts w:eastAsia="Pretendard"/>
-          <w:b/>
-          <w:bCs/>
-        </w:rPr>
-        <w:t>블라인드 오염</w:t>
-      </w:r>
-      <w:r>
-        <w:rPr>
-          <w:rFonts w:eastAsia="Pretendard"/>
-        </w:rPr>
-        <w:t xml:space="preserve"> - LLM CLI가 JVM 작업 디렉터리의 프로젝트 문서를 자동으로 읽어, 평가 대상이 정답 힌트가 적힌 문서를 본 상태로 시험을 보고 있었습니다. 디렉터리를 격리하고 오염 크기를 실측(+23%)한 뒤 이전 회차를 전부 폐기 · 재실험했습니다.</w:t>
-      </w:r>
-    </w:p>
-    <w:p>
-      <w:pPr>
-        <w:pStyle w:val="a4"/>
-        <w:numPr>
-          <w:ilvl w:val="0"/>
-          <w:numId w:val="2"/>
-        </w:numPr>
-        <w:spacing w:after="90" w:line="296" w:lineRule="auto"/>
-        <w:jc w:val="both"/>
-      </w:pPr>
-      <w:r>
-        <w:rPr>
-          <w:rFonts w:eastAsia="Pretendard"/>
-          <w:b/>
-          <w:bCs/>
-        </w:rPr>
-        <w:t>토큰 지표 버그</w:t>
-      </w:r>
-      <w:r>
-        <w:rPr>
-          <w:rFonts w:eastAsia="Pretendard"/>
-        </w:rPr>
-        <w:t xml:space="preserve"> - 하네스가 42,774 토큰을 2로 기록했고, 상수로 가정한 CLI 오버헤드는 하루 20% 변동했습니다. 조사마다 1자 프롬프트로 오버헤드를 실측하는 프로브로 대체했습니다.</w:t>
-      </w:r>
-    </w:p>
-    <w:p>
-      <w:pPr>
-        <w:spacing w:before="170" w:after="60" w:line="280" w:lineRule="auto"/>
-      </w:pPr>
-      <w:r>
-        <w:rPr>
-          <w:rFonts w:eastAsia="Pretendard"/>
-          <w:b/>
-          <w:bCs/>
-          <w:color w:val="6B7280"/>
-          <w:sz w:val="18"/>
-          <w:szCs w:val="18"/>
-        </w:rPr>
-        <w:t>본문에 싣지 않은 의사결정 · 사례 두 가지</w:t>
-      </w:r>
-    </w:p>
-    <w:p>
-      <w:pPr>
-        <w:pStyle w:val="a4"/>
-        <w:numPr>
-          <w:ilvl w:val="0"/>
-          <w:numId w:val="2"/>
-        </w:numPr>
-        <w:spacing w:after="90" w:line="296" w:lineRule="auto"/>
-        <w:jc w:val="both"/>
-      </w:pPr>
-      <w:r>
-        <w:rPr>
-          <w:rFonts w:eastAsia="Pretendard"/>
-          <w:b/>
-          <w:bCs/>
-        </w:rPr>
-        <w:t>OTel Agent 전환 검토</w:t>
-      </w:r>
-      <w:r>
-        <w:rPr>
-          <w:rFonts w:eastAsia="Pretendard"/>
-        </w:rPr>
-        <w:t xml:space="preserve"> - 계측 사각지대를 겪고 zero-code 전환을 검토했으나, 48시간 A/B 대신 대표 사용자 흐름 3종의 E2E 트레이스 실측으로 먼저 검증했습니다. 현 구조가 RCA 데이터 요건을 충족함을 확인하고 전환 비용(메모리 · CPU 오버헤드 · 운영 리스크)을 근거로 Brave 유지를 결정, 대신 Observation 체크리스트와 주기적 샘플링 검증을 운영 가이드로 추가했습니다.</w:t>
-      </w:r>
-    </w:p>
-    <w:p>
-      <w:pPr>
-        <w:pStyle w:val="a4"/>
-        <w:numPr>
-          <w:ilvl w:val="0"/>
-          <w:numId w:val="2"/>
-        </w:numPr>
-        <w:spacing w:after="90" w:line="296" w:lineRule="auto"/>
-        <w:jc w:val="both"/>
-      </w:pPr>
-      <w:r>
-        <w:rPr>
-          <w:rFonts w:eastAsia="Pretendard"/>
-          <w:b/>
-          <w:bCs/>
-        </w:rPr>
-        <w:t>스크레이프 간격</w:t>
-      </w:r>
-      <w:r>
-        <w:rPr>
-          <w:rFonts w:eastAsia="Pretendard"/>
-        </w:rPr>
-        <w:t xml:space="preserve"> - 구간 집계로 단기 장애 보존을 끝냈다고 판단했으나 재조사에서 절반만 맞았음이 드러났습니다. 23.6초 다운의 포착 확률이 79%(간격 30초)라는 것을 count_over_time 실측으로 확인하고, 인프라 145개 시리즈만 10초로 낮추는 층 분리로 해결했습니다(앱 2,513개 시리즈는 무변경, 전후 실측 2 </w:t>
-      </w:r>
-      <w:r>
-        <w:rPr>
-          <w:rFonts w:eastAsia="Pretendard"/>
-        </w:rPr>
-        <w:lastRenderedPageBreak/>
-        <w:t>→ 6 샘플/분). exporter가 연결 실패를 즉시 반영하는지는 다음 주입에서 확인할 미검증 항목으로 남겨 두었습니다.</w:t>
       </w:r>
     </w:p>
     <w:p>
